--- a/작업일지/졸업작품 작업일지 - 1주차.docx
+++ b/작업일지/졸업작품 작업일지 - 1주차.docx
@@ -35,7 +35,6 @@
             <w:pPr>
               <w:jc w:val="center"/>
               <w:rPr>
-                <w:rFonts w:hint="eastAsia"/>
                 <w:u w:val="single"/>
               </w:rPr>
             </w:pPr>
@@ -300,7 +299,6 @@
             <w:pPr>
               <w:jc w:val="center"/>
               <w:rPr>
-                <w:rFonts w:hint="eastAsia"/>
                 <w:b/>
                 <w:bCs/>
                 <w:sz w:val="18"/>
@@ -452,7 +450,6 @@
             <w:pPr>
               <w:jc w:val="center"/>
               <w:rPr>
-                <w:rFonts w:hint="eastAsia"/>
                 <w:b/>
               </w:rPr>
             </w:pPr>
@@ -722,6 +719,13 @@
               </w:rPr>
               <w:t>:</w:t>
             </w:r>
+            <w:r>
+              <w:rPr>
+                <w:rFonts w:hint="eastAsia"/>
+                <w:b/>
+              </w:rPr>
+              <w:t xml:space="preserve"> DirectX12 API 공부</w:t>
+            </w:r>
           </w:p>
         </w:tc>
       </w:tr>
@@ -747,10 +751,19 @@
     <w:p>
       <w:pPr>
         <w:rPr>
+          <w:rFonts w:hint="eastAsia"/>
           <w:sz w:val="32"/>
           <w:szCs w:val="32"/>
         </w:rPr>
       </w:pPr>
+      <w:r>
+        <w:rPr>
+          <w:rFonts w:hint="eastAsia"/>
+          <w:sz w:val="32"/>
+          <w:szCs w:val="32"/>
+        </w:rPr>
+        <w:t>이종진: 3D프로그래밍1 수업 따라하기 자료 1~11 공부</w:t>
+      </w:r>
     </w:p>
     <w:p>
       <w:pPr>
@@ -778,7 +791,6 @@
     <w:p>
       <w:pPr>
         <w:rPr>
-          <w:rFonts w:hint="eastAsia"/>
           <w:sz w:val="22"/>
         </w:rPr>
       </w:pPr>
@@ -793,7 +805,6 @@
     <w:p>
       <w:pPr>
         <w:rPr>
-          <w:rFonts w:hint="eastAsia"/>
           <w:sz w:val="22"/>
         </w:rPr>
       </w:pPr>
@@ -964,37 +975,13 @@
           <w:p>
             <w:pPr>
               <w:jc w:val="center"/>
-              <w:rPr>
-                <w:rFonts w:hint="eastAsia"/>
-              </w:rPr>
             </w:pPr>
             <w:r>
               <w:rPr>
                 <w:rFonts w:hint="eastAsia"/>
                 <w:b/>
               </w:rPr>
-              <w:t>2025.01.</w:t>
-            </w:r>
-            <w:r>
-              <w:rPr>
-                <w:rFonts w:hint="eastAsia"/>
-                <w:b/>
-              </w:rPr>
-              <w:t>13</w:t>
-            </w:r>
-            <w:r>
-              <w:rPr>
-                <w:rFonts w:hint="eastAsia"/>
-                <w:b/>
-              </w:rPr>
-              <w:t xml:space="preserve"> ~ 2025.01.</w:t>
-            </w:r>
-            <w:r>
-              <w:rPr>
-                <w:rFonts w:hint="eastAsia"/>
-                <w:b/>
-              </w:rPr>
-              <w:t>1</w:t>
+              <w:t>2025.01.13 ~ 2025.01.1</w:t>
             </w:r>
             <w:r>
               <w:rPr>

--- a/작업일지/졸업작품 작업일지 - 1주차.docx
+++ b/작업일지/졸업작품 작업일지 - 1주차.docx
@@ -752,38 +752,69 @@
       <w:pPr>
         <w:rPr>
           <w:rFonts w:hint="eastAsia"/>
+          <w:sz w:val="24"/>
+          <w:szCs w:val="24"/>
+        </w:rPr>
+      </w:pPr>
+      <w:r>
+        <w:rPr>
+          <w:rFonts w:hint="eastAsia"/>
+          <w:sz w:val="28"/>
+          <w:szCs w:val="28"/>
+        </w:rPr>
+        <w:t>이종진: 3D프로그래밍1 수업 따라하기 자료 1~11 공부</w:t>
+      </w:r>
+      <w:r>
+        <w:rPr>
           <w:sz w:val="32"/>
           <w:szCs w:val="32"/>
         </w:rPr>
-      </w:pPr>
+        <w:br/>
+      </w:r>
       <w:r>
         <w:rPr>
           <w:rFonts w:hint="eastAsia"/>
-          <w:sz w:val="32"/>
-          <w:szCs w:val="32"/>
+          <w:sz w:val="24"/>
+          <w:szCs w:val="24"/>
         </w:rPr>
-        <w:t>이종진: 3D프로그래밍1 수업 따라하기 자료 1~11 공부</w:t>
+        <w:t>- DirectX12 Framework 구조 이해</w:t>
+      </w:r>
+      <w:r>
+        <w:rPr>
+          <w:sz w:val="24"/>
+          <w:szCs w:val="24"/>
+        </w:rPr>
+        <w:br/>
+      </w:r>
+      <w:r>
+        <w:rPr>
+          <w:rFonts w:hint="eastAsia"/>
+          <w:sz w:val="24"/>
+          <w:szCs w:val="24"/>
+        </w:rPr>
+        <w:t>- 삼각형, 큐브 렌더링</w:t>
       </w:r>
     </w:p>
     <w:p>
       <w:pPr>
         <w:rPr>
-          <w:sz w:val="22"/>
+          <w:sz w:val="21"/>
+          <w:szCs w:val="21"/>
         </w:rPr>
       </w:pPr>
       <w:r>
         <w:rPr>
           <w:rFonts w:hint="eastAsia"/>
-          <w:sz w:val="32"/>
-          <w:szCs w:val="32"/>
+          <w:sz w:val="28"/>
+          <w:szCs w:val="28"/>
         </w:rPr>
         <w:t>우상</w:t>
       </w:r>
       <w:r>
         <w:rPr>
           <w:rFonts w:hint="eastAsia"/>
-          <w:sz w:val="32"/>
-          <w:szCs w:val="32"/>
+          <w:sz w:val="28"/>
+          <w:szCs w:val="28"/>
         </w:rPr>
         <w:t>훈:</w:t>
       </w:r>

--- a/작업일지/졸업작품 작업일지 - 1주차.docx
+++ b/작업일지/졸업작품 작업일지 - 1주차.docx
@@ -305,7 +305,6 @@
                 <w:szCs w:val="18"/>
               </w:rPr>
             </w:pPr>
-            <w:proofErr w:type="gramStart"/>
             <w:r>
               <w:rPr>
                 <w:rFonts w:hint="eastAsia"/>
@@ -346,7 +345,6 @@
               </w:rPr>
               <w:t>utlander</w:t>
             </w:r>
-            <w:proofErr w:type="gramEnd"/>
             <w:r>
               <w:rPr>
                 <w:rFonts w:hint="eastAsia"/>
@@ -633,12 +631,6 @@
           </w:tcPr>
           <w:p>
             <w:pPr>
-              <w:pStyle w:val="a4"/>
-              <w:numPr>
-                <w:ilvl w:val="0"/>
-                <w:numId w:val="2"/>
-              </w:numPr>
-              <w:ind w:leftChars="0"/>
               <w:jc w:val="left"/>
               <w:rPr>
                 <w:b/>
@@ -664,12 +656,6 @@
           </w:p>
           <w:p>
             <w:pPr>
-              <w:pStyle w:val="a4"/>
-              <w:numPr>
-                <w:ilvl w:val="0"/>
-                <w:numId w:val="2"/>
-              </w:numPr>
-              <w:ind w:leftChars="0"/>
               <w:jc w:val="left"/>
               <w:rPr>
                 <w:b/>
@@ -689,16 +675,31 @@
                 <w:b/>
               </w:rPr>
               <w:t>:</w:t>
+            </w:r>
+            <w:r>
+              <w:rPr>
+                <w:rFonts w:hint="eastAsia"/>
+                <w:b/>
+              </w:rPr>
+              <w:t xml:space="preserve"> 책과 인터넷 강의를 이용하여 서버</w:t>
+            </w:r>
+            <w:r>
+              <w:rPr>
+                <w:rFonts w:hint="eastAsia"/>
+                <w:b/>
+              </w:rPr>
+              <w:t xml:space="preserve"> 관련</w:t>
+            </w:r>
+            <w:r>
+              <w:rPr>
+                <w:rFonts w:hint="eastAsia"/>
+                <w:b/>
+              </w:rPr>
+              <w:t xml:space="preserve"> 공부를 함.</w:t>
             </w:r>
           </w:p>
           <w:p>
             <w:pPr>
-              <w:pStyle w:val="a4"/>
-              <w:numPr>
-                <w:ilvl w:val="0"/>
-                <w:numId w:val="2"/>
-              </w:numPr>
-              <w:ind w:leftChars="0"/>
               <w:jc w:val="left"/>
               <w:rPr>
                 <w:b/>
@@ -751,9 +752,7 @@
     <w:p>
       <w:pPr>
         <w:rPr>
-          <w:rFonts w:hint="eastAsia"/>
-          <w:sz w:val="24"/>
-          <w:szCs w:val="24"/>
+          <w:sz w:val="22"/>
         </w:rPr>
       </w:pPr>
       <w:r>
@@ -774,23 +773,20 @@
       <w:r>
         <w:rPr>
           <w:rFonts w:hint="eastAsia"/>
-          <w:sz w:val="24"/>
-          <w:szCs w:val="24"/>
+          <w:sz w:val="22"/>
         </w:rPr>
         <w:t>- DirectX12 Framework 구조 이해</w:t>
       </w:r>
       <w:r>
         <w:rPr>
-          <w:sz w:val="24"/>
-          <w:szCs w:val="24"/>
+          <w:sz w:val="22"/>
         </w:rPr>
         <w:br/>
       </w:r>
       <w:r>
         <w:rPr>
           <w:rFonts w:hint="eastAsia"/>
-          <w:sz w:val="24"/>
-          <w:szCs w:val="24"/>
+          <w:sz w:val="22"/>
         </w:rPr>
         <w:t>- 삼각형, 큐브 렌더링</w:t>
       </w:r>
@@ -798,6 +794,15 @@
     <w:p>
       <w:pPr>
         <w:rPr>
+          <w:rFonts w:hint="eastAsia"/>
+          <w:sz w:val="22"/>
+        </w:rPr>
+      </w:pPr>
+    </w:p>
+    <w:p>
+      <w:pPr>
+        <w:rPr>
+          <w:rFonts w:hint="eastAsia"/>
           <w:sz w:val="21"/>
           <w:szCs w:val="21"/>
         </w:rPr>
@@ -821,21 +826,237 @@
     </w:p>
     <w:p>
       <w:pPr>
+        <w:pStyle w:val="a4"/>
+        <w:numPr>
+          <w:ilvl w:val="0"/>
+          <w:numId w:val="2"/>
+        </w:numPr>
+        <w:ind w:leftChars="0"/>
+        <w:rPr>
+          <w:sz w:val="18"/>
+          <w:szCs w:val="20"/>
+        </w:rPr>
+      </w:pPr>
+      <w:r>
         <w:rPr>
           <w:sz w:val="22"/>
         </w:rPr>
-      </w:pPr>
+        <w:t>‘게임</w:t>
+      </w:r>
       <w:r>
         <w:rPr>
           <w:rFonts w:hint="eastAsia"/>
           <w:sz w:val="22"/>
         </w:rPr>
-        <w:t xml:space="preserve">- </w:t>
+        <w:t xml:space="preserve"> 서버 프로그래밍 교과서</w:t>
+      </w:r>
+      <w:r>
+        <w:rPr>
+          <w:sz w:val="22"/>
+        </w:rPr>
+        <w:t>’</w:t>
+      </w:r>
+      <w:r>
+        <w:rPr>
+          <w:rFonts w:hint="eastAsia"/>
+          <w:sz w:val="22"/>
+        </w:rPr>
+        <w:t xml:space="preserve"> 책의 1장 </w:t>
+      </w:r>
+      <w:r>
+        <w:rPr>
+          <w:sz w:val="22"/>
+        </w:rPr>
+        <w:t>‘</w:t>
+      </w:r>
+      <w:proofErr w:type="spellStart"/>
+      <w:r>
+        <w:rPr>
+          <w:rFonts w:hint="eastAsia"/>
+          <w:sz w:val="22"/>
+        </w:rPr>
+        <w:t>멀티스레드</w:t>
+      </w:r>
+      <w:proofErr w:type="spellEnd"/>
+      <w:r>
+        <w:rPr>
+          <w:sz w:val="22"/>
+        </w:rPr>
+        <w:t>’</w:t>
+      </w:r>
+      <w:r>
+        <w:rPr>
+          <w:rFonts w:hint="eastAsia"/>
+          <w:sz w:val="22"/>
+        </w:rPr>
+        <w:t xml:space="preserve"> 부분 정독</w:t>
+      </w:r>
+      <w:r>
+        <w:rPr>
+          <w:rFonts w:hint="eastAsia"/>
+          <w:sz w:val="22"/>
+        </w:rPr>
+        <w:t>.</w:t>
       </w:r>
     </w:p>
     <w:p>
       <w:pPr>
-        <w:rPr>
+        <w:pStyle w:val="a4"/>
+        <w:numPr>
+          <w:ilvl w:val="1"/>
+          <w:numId w:val="2"/>
+        </w:numPr>
+        <w:ind w:leftChars="0"/>
+        <w:rPr>
+          <w:sz w:val="18"/>
+          <w:szCs w:val="20"/>
+        </w:rPr>
+      </w:pPr>
+      <w:r>
+        <w:rPr>
+          <w:rFonts w:hint="eastAsia"/>
+          <w:szCs w:val="20"/>
+        </w:rPr>
+        <w:t xml:space="preserve">가장 기억에 남는 부분은 </w:t>
+      </w:r>
+      <w:proofErr w:type="spellStart"/>
+      <w:r>
+        <w:rPr>
+          <w:rFonts w:hint="eastAsia"/>
+          <w:szCs w:val="20"/>
+        </w:rPr>
+        <w:t>멀티스레드</w:t>
+      </w:r>
+      <w:proofErr w:type="spellEnd"/>
+      <w:r>
+        <w:rPr>
+          <w:rFonts w:hint="eastAsia"/>
+          <w:szCs w:val="20"/>
+        </w:rPr>
+        <w:t xml:space="preserve"> 환경을 구현할 때 주의할 점</w:t>
+      </w:r>
+      <w:r>
+        <w:rPr>
+          <w:rFonts w:hint="eastAsia"/>
+          <w:szCs w:val="20"/>
+        </w:rPr>
+        <w:t>이다.</w:t>
+      </w:r>
+    </w:p>
+    <w:p>
+      <w:pPr>
+        <w:pStyle w:val="a4"/>
+        <w:numPr>
+          <w:ilvl w:val="2"/>
+          <w:numId w:val="2"/>
+        </w:numPr>
+        <w:ind w:leftChars="0"/>
+      </w:pPr>
+      <w:r>
+        <w:rPr>
+          <w:rFonts w:hint="eastAsia"/>
+        </w:rPr>
+        <w:t>Deadlock에 빠지지 않도록 잠금 순서</w:t>
+      </w:r>
+      <w:r>
+        <w:rPr>
+          <w:rFonts w:hint="eastAsia"/>
+        </w:rPr>
+        <w:t>에 규칙을 정한다.</w:t>
+      </w:r>
+    </w:p>
+    <w:p>
+      <w:pPr>
+        <w:pStyle w:val="a4"/>
+        <w:numPr>
+          <w:ilvl w:val="2"/>
+          <w:numId w:val="2"/>
+        </w:numPr>
+        <w:ind w:leftChars="0"/>
+      </w:pPr>
+      <w:r>
+        <w:rPr>
+          <w:rFonts w:hint="eastAsia"/>
+        </w:rPr>
+        <w:t>시리얼 병목으로 인</w:t>
+      </w:r>
+      <w:r>
+        <w:rPr>
+          <w:rFonts w:hint="eastAsia"/>
+        </w:rPr>
+        <w:t>하여</w:t>
+      </w:r>
+      <w:r>
+        <w:rPr>
+          <w:rFonts w:hint="eastAsia"/>
+        </w:rPr>
+        <w:t xml:space="preserve"> 병렬성이 떨어지지 않는지 확인한다.</w:t>
+      </w:r>
+    </w:p>
+    <w:p>
+      <w:pPr>
+        <w:pStyle w:val="a4"/>
+        <w:numPr>
+          <w:ilvl w:val="2"/>
+          <w:numId w:val="2"/>
+        </w:numPr>
+        <w:ind w:leftChars="0"/>
+      </w:pPr>
+      <w:r>
+        <w:rPr>
+          <w:rFonts w:hint="eastAsia"/>
+        </w:rPr>
+        <w:t>디바이스 타임을 포함하는 잠금을 되도록이면 피하도록 구현한다.</w:t>
+      </w:r>
+    </w:p>
+    <w:p>
+      <w:pPr>
+        <w:pStyle w:val="a4"/>
+        <w:numPr>
+          <w:ilvl w:val="0"/>
+          <w:numId w:val="2"/>
+        </w:numPr>
+        <w:ind w:leftChars="0"/>
+        <w:rPr>
+          <w:rFonts w:hint="eastAsia"/>
+          <w:sz w:val="22"/>
+          <w:szCs w:val="24"/>
+        </w:rPr>
+      </w:pPr>
+      <w:r>
+        <w:rPr>
+          <w:rFonts w:hint="eastAsia"/>
+          <w:sz w:val="22"/>
+          <w:szCs w:val="24"/>
+        </w:rPr>
+        <w:t>서버 공부</w:t>
+      </w:r>
+    </w:p>
+    <w:p>
+      <w:pPr>
+        <w:pStyle w:val="a4"/>
+        <w:numPr>
+          <w:ilvl w:val="1"/>
+          <w:numId w:val="2"/>
+        </w:numPr>
+        <w:ind w:leftChars="0"/>
+        <w:rPr>
+          <w:rFonts w:hint="eastAsia"/>
+          <w:sz w:val="22"/>
+          <w:szCs w:val="24"/>
+        </w:rPr>
+      </w:pPr>
+      <w:r>
+        <w:rPr>
+          <w:rFonts w:hint="eastAsia"/>
+        </w:rPr>
+        <w:t>복습 차원에서 TCP, UDP 서버 구현 실습을 진행했다.</w:t>
+      </w:r>
+    </w:p>
+    <w:p>
+      <w:pPr>
+        <w:rPr>
+          <w:rFonts w:hint="eastAsia"/>
           <w:sz w:val="22"/>
         </w:rPr>
       </w:pPr>
@@ -1060,9 +1281,76 @@
           <w:p>
             <w:pPr>
               <w:rPr>
-                <w:sz w:val="22"/>
+                <w:rFonts w:hint="eastAsia"/>
+                <w:b/>
+                <w:bCs/>
+                <w:szCs w:val="20"/>
               </w:rPr>
             </w:pPr>
+            <w:r>
+              <w:rPr>
+                <w:rFonts w:hint="eastAsia"/>
+                <w:b/>
+                <w:bCs/>
+                <w:szCs w:val="20"/>
+              </w:rPr>
+              <w:t xml:space="preserve">우상훈: </w:t>
+            </w:r>
+            <w:r>
+              <w:rPr>
+                <w:rFonts w:hint="eastAsia"/>
+                <w:b/>
+                <w:bCs/>
+                <w:szCs w:val="20"/>
+              </w:rPr>
+              <w:t xml:space="preserve">게임 서버 프로그래밍 교과서 2장 정독, 소켓 옵션, </w:t>
+            </w:r>
+            <w:proofErr w:type="spellStart"/>
+            <w:r>
+              <w:rPr>
+                <w:rFonts w:hint="eastAsia"/>
+                <w:b/>
+                <w:bCs/>
+                <w:szCs w:val="20"/>
+              </w:rPr>
+              <w:t>논블로킹</w:t>
+            </w:r>
+            <w:proofErr w:type="spellEnd"/>
+            <w:r>
+              <w:rPr>
+                <w:rFonts w:hint="eastAsia"/>
+                <w:b/>
+                <w:bCs/>
+                <w:szCs w:val="20"/>
+              </w:rPr>
+              <w:t xml:space="preserve"> 소켓,</w:t>
+            </w:r>
+            <w:r>
+              <w:rPr>
+                <w:b/>
+                <w:bCs/>
+                <w:szCs w:val="20"/>
+              </w:rPr>
+              <w:br/>
+            </w:r>
+            <w:r>
+              <w:rPr>
+                <w:rFonts w:hint="eastAsia"/>
+                <w:b/>
+                <w:bCs/>
+                <w:szCs w:val="20"/>
+              </w:rPr>
+              <w:t xml:space="preserve">       </w:t>
+            </w:r>
+            <w:r>
+              <w:rPr>
+                <w:rFonts w:hint="eastAsia"/>
+                <w:b/>
+                <w:bCs/>
+                <w:szCs w:val="20"/>
+              </w:rPr>
+              <w:t>select 모델에 대한 학습을 진행한다.</w:t>
+            </w:r>
           </w:p>
         </w:tc>
       </w:tr>
@@ -1090,6 +1378,7 @@
                 <w:b/>
                 <w:sz w:val="22"/>
               </w:rPr>
+              <w:lastRenderedPageBreak/>
               <w:t>지도교수</w:t>
             </w:r>
           </w:p>
@@ -2207,114 +2496,116 @@
   </w:abstractNum>
   <w:abstractNum w:abstractNumId="10" w15:restartNumberingAfterBreak="0">
     <w:nsid w:val="74F35523"/>
-    <w:multiLevelType w:val="hybridMultilevel"/>
-    <w:tmpl w:val="5958F540"/>
-    <w:lvl w:ilvl="0" w:tplc="173C97BA">
-      <w:start w:val="1"/>
-      <w:numFmt w:val="bullet"/>
-      <w:lvlText w:val="-"/>
-      <w:lvlJc w:val="left"/>
-      <w:pPr>
-        <w:ind w:left="760" w:hanging="360"/>
-      </w:pPr>
-      <w:rPr>
-        <w:rFonts w:ascii="맑은 고딕" w:eastAsia="맑은 고딕" w:hAnsi="맑은 고딕" w:cstheme="minorBidi" w:hint="eastAsia"/>
-      </w:rPr>
-    </w:lvl>
-    <w:lvl w:ilvl="1" w:tplc="04090003">
-      <w:start w:val="1"/>
-      <w:numFmt w:val="bullet"/>
-      <w:lvlText w:val=""/>
-      <w:lvlJc w:val="left"/>
-      <w:pPr>
-        <w:ind w:left="1200" w:hanging="400"/>
-      </w:pPr>
-      <w:rPr>
-        <w:rFonts w:ascii="Wingdings" w:hAnsi="Wingdings" w:hint="default"/>
-      </w:rPr>
-    </w:lvl>
-    <w:lvl w:ilvl="2" w:tplc="04090005">
-      <w:start w:val="1"/>
-      <w:numFmt w:val="bullet"/>
-      <w:lvlText w:val=""/>
-      <w:lvlJc w:val="left"/>
-      <w:pPr>
-        <w:ind w:left="1600" w:hanging="400"/>
-      </w:pPr>
-      <w:rPr>
-        <w:rFonts w:ascii="Wingdings" w:hAnsi="Wingdings" w:hint="default"/>
-      </w:rPr>
-    </w:lvl>
-    <w:lvl w:ilvl="3" w:tplc="04090001" w:tentative="1">
-      <w:start w:val="1"/>
-      <w:numFmt w:val="bullet"/>
-      <w:lvlText w:val=""/>
-      <w:lvlJc w:val="left"/>
-      <w:pPr>
-        <w:ind w:left="2000" w:hanging="400"/>
-      </w:pPr>
-      <w:rPr>
-        <w:rFonts w:ascii="Wingdings" w:hAnsi="Wingdings" w:hint="default"/>
-      </w:rPr>
-    </w:lvl>
-    <w:lvl w:ilvl="4" w:tplc="04090003" w:tentative="1">
-      <w:start w:val="1"/>
-      <w:numFmt w:val="bullet"/>
-      <w:lvlText w:val=""/>
-      <w:lvlJc w:val="left"/>
-      <w:pPr>
-        <w:ind w:left="2400" w:hanging="400"/>
-      </w:pPr>
-      <w:rPr>
-        <w:rFonts w:ascii="Wingdings" w:hAnsi="Wingdings" w:hint="default"/>
-      </w:rPr>
-    </w:lvl>
-    <w:lvl w:ilvl="5" w:tplc="04090005" w:tentative="1">
-      <w:start w:val="1"/>
-      <w:numFmt w:val="bullet"/>
-      <w:lvlText w:val=""/>
-      <w:lvlJc w:val="left"/>
-      <w:pPr>
-        <w:ind w:left="2800" w:hanging="400"/>
-      </w:pPr>
-      <w:rPr>
-        <w:rFonts w:ascii="Wingdings" w:hAnsi="Wingdings" w:hint="default"/>
-      </w:rPr>
-    </w:lvl>
-    <w:lvl w:ilvl="6" w:tplc="04090001" w:tentative="1">
-      <w:start w:val="1"/>
-      <w:numFmt w:val="bullet"/>
-      <w:lvlText w:val=""/>
-      <w:lvlJc w:val="left"/>
-      <w:pPr>
-        <w:ind w:left="3200" w:hanging="400"/>
-      </w:pPr>
-      <w:rPr>
-        <w:rFonts w:ascii="Wingdings" w:hAnsi="Wingdings" w:hint="default"/>
-      </w:rPr>
-    </w:lvl>
-    <w:lvl w:ilvl="7" w:tplc="04090003" w:tentative="1">
-      <w:start w:val="1"/>
-      <w:numFmt w:val="bullet"/>
-      <w:lvlText w:val=""/>
-      <w:lvlJc w:val="left"/>
-      <w:pPr>
-        <w:ind w:left="3600" w:hanging="400"/>
-      </w:pPr>
-      <w:rPr>
-        <w:rFonts w:ascii="Wingdings" w:hAnsi="Wingdings" w:hint="default"/>
-      </w:rPr>
-    </w:lvl>
-    <w:lvl w:ilvl="8" w:tplc="04090005" w:tentative="1">
-      <w:start w:val="1"/>
-      <w:numFmt w:val="bullet"/>
-      <w:lvlText w:val=""/>
-      <w:lvlJc w:val="left"/>
-      <w:pPr>
-        <w:ind w:left="4000" w:hanging="400"/>
-      </w:pPr>
-      <w:rPr>
-        <w:rFonts w:ascii="Wingdings" w:hAnsi="Wingdings" w:hint="default"/>
+    <w:multiLevelType w:val="multilevel"/>
+    <w:tmpl w:val="1340C1A4"/>
+    <w:lvl w:ilvl="0">
+      <w:start w:val="1"/>
+      <w:numFmt w:val="decimalFullWidth"/>
+      <w:lvlText w:val="%1"/>
+      <w:lvlJc w:val="left"/>
+      <w:pPr>
+        <w:ind w:left="425" w:hanging="425"/>
+      </w:pPr>
+      <w:rPr>
+        <w:rFonts w:hint="eastAsia"/>
+      </w:rPr>
+    </w:lvl>
+    <w:lvl w:ilvl="1">
+      <w:start w:val="1"/>
+      <w:numFmt w:val="ganada"/>
+      <w:lvlText w:val="%2)"/>
+      <w:lvlJc w:val="left"/>
+      <w:pPr>
+        <w:ind w:left="851" w:hanging="426"/>
+      </w:pPr>
+      <w:rPr>
+        <w:rFonts w:hint="default"/>
+        <w:sz w:val="20"/>
+        <w:szCs w:val="22"/>
+      </w:rPr>
+    </w:lvl>
+    <w:lvl w:ilvl="2">
+      <w:start w:val="1"/>
+      <w:numFmt w:val="decimalEnclosedCircle"/>
+      <w:lvlText w:val="%3"/>
+      <w:lvlJc w:val="left"/>
+      <w:pPr>
+        <w:ind w:left="1276" w:hanging="425"/>
+      </w:pPr>
+      <w:rPr>
+        <w:rFonts w:hint="default"/>
+      </w:rPr>
+    </w:lvl>
+    <w:lvl w:ilvl="3">
+      <w:start w:val="1"/>
+      <w:numFmt w:val="none"/>
+      <w:lvlText w:val=""/>
+      <w:lvlJc w:val="left"/>
+      <w:pPr>
+        <w:ind w:left="1559" w:hanging="283"/>
+      </w:pPr>
+      <w:rPr>
+        <w:rFonts w:hint="default"/>
+      </w:rPr>
+    </w:lvl>
+    <w:lvl w:ilvl="4">
+      <w:start w:val="1"/>
+      <w:numFmt w:val="none"/>
+      <w:lvlText w:val=""/>
+      <w:lvlJc w:val="left"/>
+      <w:pPr>
+        <w:ind w:left="1984" w:hanging="425"/>
+      </w:pPr>
+      <w:rPr>
+        <w:rFonts w:hint="default"/>
+      </w:rPr>
+    </w:lvl>
+    <w:lvl w:ilvl="5">
+      <w:start w:val="1"/>
+      <w:numFmt w:val="none"/>
+      <w:lvlText w:val=""/>
+      <w:lvlJc w:val="left"/>
+      <w:pPr>
+        <w:ind w:left="2409" w:hanging="425"/>
+      </w:pPr>
+      <w:rPr>
+        <w:rFonts w:hint="default"/>
+      </w:rPr>
+    </w:lvl>
+    <w:lvl w:ilvl="6">
+      <w:start w:val="1"/>
+      <w:numFmt w:val="none"/>
+      <w:lvlText w:val=""/>
+      <w:lvlJc w:val="left"/>
+      <w:pPr>
+        <w:ind w:left="2835" w:hanging="426"/>
+      </w:pPr>
+      <w:rPr>
+        <w:rFonts w:hint="default"/>
+      </w:rPr>
+    </w:lvl>
+    <w:lvl w:ilvl="7">
+      <w:start w:val="1"/>
+      <w:numFmt w:val="none"/>
+      <w:lvlText w:val=""/>
+      <w:lvlJc w:val="left"/>
+      <w:pPr>
+        <w:ind w:left="3260" w:hanging="425"/>
+      </w:pPr>
+      <w:rPr>
+        <w:rFonts w:hint="default"/>
+      </w:rPr>
+    </w:lvl>
+    <w:lvl w:ilvl="8">
+      <w:start w:val="1"/>
+      <w:numFmt w:val="none"/>
+      <w:lvlText w:val=""/>
+      <w:lvlJc w:val="left"/>
+      <w:pPr>
+        <w:ind w:left="3685" w:hanging="425"/>
+      </w:pPr>
+      <w:rPr>
+        <w:rFonts w:hint="default"/>
       </w:rPr>
     </w:lvl>
   </w:abstractNum>
@@ -2764,7 +3055,6 @@
   <w:style w:type="character" w:default="1" w:styleId="a0">
     <w:name w:val="Default Paragraph Font"/>
     <w:uiPriority w:val="1"/>
-    <w:semiHidden/>
     <w:unhideWhenUsed/>
   </w:style>
   <w:style w:type="table" w:default="1" w:styleId="a1">

--- a/작업일지/졸업작품 작업일지 - 1주차.docx
+++ b/작업일지/졸업작품 작업일지 - 1주차.docx
@@ -109,7 +109,6 @@
               </w:rPr>
               <w:t xml:space="preserve"> </w:t>
             </w:r>
-            <w:proofErr w:type="spellStart"/>
             <w:r>
               <w:rPr>
                 <w:rFonts w:hint="eastAsia"/>
@@ -118,7 +117,6 @@
               </w:rPr>
               <w:t>장명운</w:t>
             </w:r>
-            <w:proofErr w:type="spellEnd"/>
           </w:p>
           <w:p>
             <w:pPr>
@@ -259,7 +257,6 @@
                 <w:sz w:val="22"/>
               </w:rPr>
             </w:pPr>
-            <w:proofErr w:type="spellStart"/>
             <w:r>
               <w:rPr>
                 <w:rFonts w:hint="eastAsia"/>
@@ -268,7 +265,6 @@
               </w:rPr>
               <w:t>팀명</w:t>
             </w:r>
-            <w:proofErr w:type="spellEnd"/>
           </w:p>
         </w:tc>
         <w:tc>
@@ -633,11 +629,11 @@
             <w:pPr>
               <w:jc w:val="left"/>
               <w:rPr>
+                <w:rFonts w:hint="eastAsia"/>
                 <w:b/>
                 <w:bCs/>
               </w:rPr>
             </w:pPr>
-            <w:proofErr w:type="spellStart"/>
             <w:r>
               <w:rPr>
                 <w:rFonts w:hint="eastAsia"/>
@@ -645,13 +641,33 @@
               </w:rPr>
               <w:t>장명운</w:t>
             </w:r>
-            <w:proofErr w:type="spellEnd"/>
             <w:r>
               <w:rPr>
                 <w:rFonts w:hint="eastAsia"/>
                 <w:b/>
               </w:rPr>
               <w:t>:</w:t>
+            </w:r>
+            <w:r>
+              <w:rPr>
+                <w:rFonts w:hint="eastAsia"/>
+                <w:b/>
+              </w:rPr>
+              <w:t xml:space="preserve"> 씬 익스포터 및 레벨디자인을 위한 </w:t>
+            </w:r>
+            <w:r>
+              <w:rPr>
+                <w:rFonts w:hint="eastAsia"/>
+                <w:b/>
+              </w:rPr>
+              <w:t>유니티</w:t>
+            </w:r>
+            <w:r>
+              <w:rPr>
+                <w:rFonts w:hint="eastAsia"/>
+                <w:b/>
+              </w:rPr>
+              <w:t xml:space="preserve"> 공부, 레벨디자인 기획 지속</w:t>
             </w:r>
           </w:p>
           <w:p>
@@ -740,6 +756,12 @@
       </w:pPr>
     </w:p>
     <w:p>
+      <w:pPr>
+        <w:rPr>
+          <w:b/>
+          <w:sz w:val="22"/>
+        </w:rPr>
+      </w:pPr>
       <w:r>
         <w:rPr>
           <w:rFonts w:hint="eastAsia"/>
@@ -752,6 +774,296 @@
     <w:p>
       <w:pPr>
         <w:rPr>
+          <w:sz w:val="28"/>
+          <w:szCs w:val="32"/>
+        </w:rPr>
+      </w:pPr>
+      <w:r>
+        <w:rPr>
+          <w:rFonts w:hint="eastAsia"/>
+          <w:sz w:val="28"/>
+          <w:szCs w:val="32"/>
+        </w:rPr>
+        <w:t>장명운:</w:t>
+      </w:r>
+    </w:p>
+    <w:p>
+      <w:pPr>
+        <w:pStyle w:val="a4"/>
+        <w:numPr>
+          <w:ilvl w:val="0"/>
+          <w:numId w:val="13"/>
+        </w:numPr>
+        <w:ind w:leftChars="0"/>
+      </w:pPr>
+      <w:r>
+        <w:rPr>
+          <w:rFonts w:hint="eastAsia"/>
+        </w:rPr>
+        <w:t xml:space="preserve">Unity Learn </w:t>
+      </w:r>
+      <w:r>
+        <w:t>–</w:t>
+      </w:r>
+      <w:r>
+        <w:rPr>
+          <w:rFonts w:hint="eastAsia"/>
+        </w:rPr>
+        <w:t xml:space="preserve"> Roll-A-Ball 프로젝트 따라하기</w:t>
+      </w:r>
+      <w:r>
+        <w:br/>
+      </w:r>
+      <w:r>
+        <w:rPr>
+          <w:noProof/>
+        </w:rPr>
+        <w:drawing>
+          <wp:inline distT="0" distB="0" distL="0" distR="0" wp14:anchorId="24AD6249" wp14:editId="4DE4A016">
+            <wp:extent cx="4320000" cy="1502878"/>
+            <wp:effectExtent l="0" t="0" r="4445" b="2540"/>
+            <wp:docPr id="989753487" name="그림 1" descr="스크린샷이(가) 표시된 사진&#10;&#10;자동 생성된 설명"/>
+            <wp:cNvGraphicFramePr>
+              <a:graphicFrameLocks xmlns:a="http://schemas.openxmlformats.org/drawingml/2006/main" noChangeAspect="1"/>
+            </wp:cNvGraphicFramePr>
+            <a:graphic xmlns:a="http://schemas.openxmlformats.org/drawingml/2006/main">
+              <a:graphicData uri="http://schemas.openxmlformats.org/drawingml/2006/picture">
+                <pic:pic xmlns:pic="http://schemas.openxmlformats.org/drawingml/2006/picture">
+                  <pic:nvPicPr>
+                    <pic:cNvPr id="989753487" name="그림 1" descr="스크린샷이(가) 표시된 사진&#10;&#10;자동 생성된 설명"/>
+                    <pic:cNvPicPr/>
+                  </pic:nvPicPr>
+                  <pic:blipFill>
+                    <a:blip r:embed="rId8" cstate="print">
+                      <a:extLst>
+                        <a:ext uri="{28A0092B-C50C-407E-A947-70E740481C1C}">
+                          <a14:useLocalDpi xmlns:a14="http://schemas.microsoft.com/office/drawing/2010/main" val="0"/>
+                        </a:ext>
+                      </a:extLst>
+                    </a:blip>
+                    <a:stretch>
+                      <a:fillRect/>
+                    </a:stretch>
+                  </pic:blipFill>
+                  <pic:spPr>
+                    <a:xfrm>
+                      <a:off x="0" y="0"/>
+                      <a:ext cx="4320000" cy="1502878"/>
+                    </a:xfrm>
+                    <a:prstGeom prst="rect">
+                      <a:avLst/>
+                    </a:prstGeom>
+                  </pic:spPr>
+                </pic:pic>
+              </a:graphicData>
+            </a:graphic>
+          </wp:inline>
+        </w:drawing>
+      </w:r>
+    </w:p>
+    <w:p>
+      <w:pPr>
+        <w:pStyle w:val="a4"/>
+        <w:numPr>
+          <w:ilvl w:val="0"/>
+          <w:numId w:val="13"/>
+        </w:numPr>
+        <w:ind w:leftChars="0"/>
+      </w:pPr>
+      <w:r>
+        <w:rPr>
+          <w:rFonts w:hint="eastAsia"/>
+        </w:rPr>
+        <w:t xml:space="preserve">Unity Learn </w:t>
+      </w:r>
+      <w:r>
+        <w:t>–</w:t>
+      </w:r>
+      <w:r>
+        <w:rPr>
+          <w:rFonts w:hint="eastAsia"/>
+        </w:rPr>
+        <w:t xml:space="preserve"> Terrain Tool Tutorial</w:t>
+      </w:r>
+      <w:r>
+        <w:br/>
+      </w:r>
+      <w:r>
+        <w:rPr>
+          <w:noProof/>
+        </w:rPr>
+        <w:drawing>
+          <wp:inline distT="0" distB="0" distL="0" distR="0" wp14:anchorId="58EFFEBD" wp14:editId="4AD3FF7A">
+            <wp:extent cx="4320000" cy="2314787"/>
+            <wp:effectExtent l="0" t="0" r="4445" b="9525"/>
+            <wp:docPr id="1699429403" name="그림 2" descr="스크린샷, PC 게임, 비디오 게임 소프트웨어, 전략 비디오 게임이(가) 표시된 사진&#10;&#10;자동 생성된 설명"/>
+            <wp:cNvGraphicFramePr>
+              <a:graphicFrameLocks xmlns:a="http://schemas.openxmlformats.org/drawingml/2006/main" noChangeAspect="1"/>
+            </wp:cNvGraphicFramePr>
+            <a:graphic xmlns:a="http://schemas.openxmlformats.org/drawingml/2006/main">
+              <a:graphicData uri="http://schemas.openxmlformats.org/drawingml/2006/picture">
+                <pic:pic xmlns:pic="http://schemas.openxmlformats.org/drawingml/2006/picture">
+                  <pic:nvPicPr>
+                    <pic:cNvPr id="1699429403" name="그림 2" descr="스크린샷, PC 게임, 비디오 게임 소프트웨어, 전략 비디오 게임이(가) 표시된 사진&#10;&#10;자동 생성된 설명"/>
+                    <pic:cNvPicPr/>
+                  </pic:nvPicPr>
+                  <pic:blipFill>
+                    <a:blip r:embed="rId9" cstate="print">
+                      <a:extLst>
+                        <a:ext uri="{28A0092B-C50C-407E-A947-70E740481C1C}">
+                          <a14:useLocalDpi xmlns:a14="http://schemas.microsoft.com/office/drawing/2010/main" val="0"/>
+                        </a:ext>
+                      </a:extLst>
+                    </a:blip>
+                    <a:stretch>
+                      <a:fillRect/>
+                    </a:stretch>
+                  </pic:blipFill>
+                  <pic:spPr>
+                    <a:xfrm>
+                      <a:off x="0" y="0"/>
+                      <a:ext cx="4320000" cy="2314787"/>
+                    </a:xfrm>
+                    <a:prstGeom prst="rect">
+                      <a:avLst/>
+                    </a:prstGeom>
+                  </pic:spPr>
+                </pic:pic>
+              </a:graphicData>
+            </a:graphic>
+          </wp:inline>
+        </w:drawing>
+      </w:r>
+    </w:p>
+    <w:p>
+      <w:pPr>
+        <w:pStyle w:val="a4"/>
+        <w:numPr>
+          <w:ilvl w:val="0"/>
+          <w:numId w:val="13"/>
+        </w:numPr>
+        <w:ind w:leftChars="0"/>
+      </w:pPr>
+      <w:r>
+        <w:rPr>
+          <w:rFonts w:hint="eastAsia"/>
+        </w:rPr>
+        <w:t xml:space="preserve">유튜브 유니티 강의 시청 - </w:t>
+      </w:r>
+      <w:hyperlink r:id="rId10" w:history="1">
+        <w:r>
+          <w:rPr>
+            <w:rStyle w:val="a7"/>
+          </w:rPr>
+          <w:t>https://youtu.be/7plGPXkmnxQ?si=5682I_lwj_j8ROMi</w:t>
+        </w:r>
+      </w:hyperlink>
+    </w:p>
+    <w:p>
+      <w:pPr>
+        <w:pStyle w:val="a4"/>
+        <w:numPr>
+          <w:ilvl w:val="0"/>
+          <w:numId w:val="13"/>
+        </w:numPr>
+        <w:ind w:leftChars="0"/>
+      </w:pPr>
+      <w:r>
+        <w:rPr>
+          <w:rFonts w:hint="eastAsia"/>
+        </w:rPr>
+        <w:t>숲 지역 몬스터 배치 결정, 물 지역 레벨디자인</w:t>
+      </w:r>
+    </w:p>
+    <w:p>
+      <w:pPr>
+        <w:pStyle w:val="a4"/>
+        <w:numPr>
+          <w:ilvl w:val="0"/>
+          <w:numId w:val="13"/>
+        </w:numPr>
+        <w:ind w:leftChars="0"/>
+      </w:pPr>
+      <w:r>
+        <w:rPr>
+          <w:rFonts w:hint="eastAsia"/>
+        </w:rPr>
+        <w:t>그림자 매핑 기능 추가중</w:t>
+      </w:r>
+    </w:p>
+    <w:p>
+      <w:pPr>
+        <w:pStyle w:val="a4"/>
+        <w:numPr>
+          <w:ilvl w:val="1"/>
+          <w:numId w:val="13"/>
+        </w:numPr>
+        <w:ind w:leftChars="0"/>
+      </w:pPr>
+      <w:r>
+        <w:rPr>
+          <w:rFonts w:hint="eastAsia"/>
+        </w:rPr>
+        <w:t>RenderPass::</w:t>
+      </w:r>
+      <w:r>
+        <w:t>pre</w:t>
+      </w:r>
+      <w:r>
+        <w:rPr>
+          <w:rFonts w:hint="eastAsia"/>
+        </w:rPr>
+        <w:t>R</w:t>
+      </w:r>
+      <w:r>
+        <w:t>ender</w:t>
+      </w:r>
+      <w:r>
+        <w:rPr>
+          <w:rFonts w:hint="eastAsia"/>
+        </w:rPr>
+        <w:t>, RenderPass::render, RenderPass::postRender 함수에서</w:t>
+      </w:r>
+      <w:r>
+        <w:br/>
+      </w:r>
+      <w:r>
+        <w:rPr>
+          <w:rFonts w:hint="eastAsia"/>
+        </w:rPr>
+        <w:t>렌더 타겟을 위한 매개변수를 추가할 필요가 생김</w:t>
+      </w:r>
+    </w:p>
+    <w:p>
+      <w:pPr>
+        <w:pStyle w:val="a4"/>
+        <w:numPr>
+          <w:ilvl w:val="2"/>
+          <w:numId w:val="13"/>
+        </w:numPr>
+        <w:ind w:leftChars="0"/>
+      </w:pPr>
+      <w:r>
+        <w:rPr>
+          <w:rFonts w:hint="eastAsia"/>
+        </w:rPr>
+        <w:t>그림자맵을 위한 렌더 타겟을 설정 후 원래의 스크린 렌더타겟으로 재설정하기 위함</w:t>
+      </w:r>
+    </w:p>
+    <w:p>
+      <w:pPr>
+        <w:widowControl/>
+        <w:wordWrap/>
+        <w:autoSpaceDE/>
+        <w:autoSpaceDN/>
+      </w:pPr>
+      <w:r>
+        <w:br w:type="page"/>
+      </w:r>
+    </w:p>
+    <w:p>
+      <w:pPr>
+        <w:rPr>
           <w:sz w:val="22"/>
         </w:rPr>
       </w:pPr>
@@ -761,6 +1073,7 @@
           <w:sz w:val="28"/>
           <w:szCs w:val="28"/>
         </w:rPr>
+        <w:lastRenderedPageBreak/>
         <w:t>이종진: 3D프로그래밍1 수업 따라하기 자료 1~11 공부</w:t>
       </w:r>
       <w:r>
@@ -773,20 +1086,20 @@
       <w:r>
         <w:rPr>
           <w:rFonts w:hint="eastAsia"/>
-          <w:sz w:val="22"/>
+          <w:szCs w:val="20"/>
         </w:rPr>
         <w:t>- DirectX12 Framework 구조 이해</w:t>
       </w:r>
       <w:r>
         <w:rPr>
-          <w:sz w:val="22"/>
+          <w:szCs w:val="20"/>
         </w:rPr>
         <w:br/>
       </w:r>
       <w:r>
         <w:rPr>
           <w:rFonts w:hint="eastAsia"/>
-          <w:sz w:val="22"/>
+          <w:szCs w:val="20"/>
         </w:rPr>
         <w:t>- 삼각형, 큐브 렌더링</w:t>
       </w:r>
@@ -794,7 +1107,6 @@
     <w:p>
       <w:pPr>
         <w:rPr>
-          <w:rFonts w:hint="eastAsia"/>
           <w:sz w:val="22"/>
         </w:rPr>
       </w:pPr>
@@ -802,7 +1114,6 @@
     <w:p>
       <w:pPr>
         <w:rPr>
-          <w:rFonts w:hint="eastAsia"/>
           <w:sz w:val="21"/>
           <w:szCs w:val="21"/>
         </w:rPr>
@@ -869,7 +1180,6 @@
         </w:rPr>
         <w:t>‘</w:t>
       </w:r>
-      <w:proofErr w:type="spellStart"/>
       <w:r>
         <w:rPr>
           <w:rFonts w:hint="eastAsia"/>
@@ -877,7 +1187,6 @@
         </w:rPr>
         <w:t>멀티스레드</w:t>
       </w:r>
-      <w:proofErr w:type="spellEnd"/>
       <w:r>
         <w:rPr>
           <w:sz w:val="22"/>
@@ -919,21 +1228,12 @@
         </w:rPr>
         <w:t xml:space="preserve">가장 기억에 남는 부분은 </w:t>
       </w:r>
-      <w:proofErr w:type="spellStart"/>
       <w:r>
         <w:rPr>
           <w:rFonts w:hint="eastAsia"/>
           <w:szCs w:val="20"/>
         </w:rPr>
-        <w:t>멀티스레드</w:t>
-      </w:r>
-      <w:proofErr w:type="spellEnd"/>
-      <w:r>
-        <w:rPr>
-          <w:rFonts w:hint="eastAsia"/>
-          <w:szCs w:val="20"/>
-        </w:rPr>
-        <w:t xml:space="preserve"> 환경을 구현할 때 주의할 점</w:t>
+        <w:t>멀티스레드 환경을 구현할 때 주의할 점</w:t>
       </w:r>
       <w:r>
         <w:rPr>
@@ -1018,7 +1318,6 @@
         </w:numPr>
         <w:ind w:leftChars="0"/>
         <w:rPr>
-          <w:rFonts w:hint="eastAsia"/>
           <w:sz w:val="22"/>
           <w:szCs w:val="24"/>
         </w:rPr>
@@ -1041,7 +1340,6 @@
         </w:numPr>
         <w:ind w:leftChars="0"/>
         <w:rPr>
-          <w:rFonts w:hint="eastAsia"/>
           <w:sz w:val="22"/>
           <w:szCs w:val="24"/>
         </w:rPr>
@@ -1056,7 +1354,6 @@
     <w:p>
       <w:pPr>
         <w:rPr>
-          <w:rFonts w:hint="eastAsia"/>
           <w:sz w:val="22"/>
         </w:rPr>
       </w:pPr>
@@ -1281,7 +1578,6 @@
           <w:p>
             <w:pPr>
               <w:rPr>
-                <w:rFonts w:hint="eastAsia"/>
                 <w:b/>
                 <w:bCs/>
                 <w:szCs w:val="20"/>
@@ -1303,19 +1599,16 @@
                 <w:bCs/>
                 <w:szCs w:val="20"/>
               </w:rPr>
-              <w:t xml:space="preserve">게임 서버 프로그래밍 교과서 2장 정독, 소켓 옵션, </w:t>
-            </w:r>
-            <w:proofErr w:type="spellStart"/>
-            <w:r>
-              <w:rPr>
-                <w:rFonts w:hint="eastAsia"/>
+              <w:t>게임 서버 프로그래밍 교과서 2장 정독, 소켓 옵션, 논블로킹 소켓,</w:t>
+            </w:r>
+            <w:r>
+              <w:rPr>
                 <w:b/>
                 <w:bCs/>
                 <w:szCs w:val="20"/>
               </w:rPr>
-              <w:t>논블로킹</w:t>
-            </w:r>
-            <w:proofErr w:type="spellEnd"/>
+              <w:br/>
+            </w:r>
             <w:r>
               <w:rPr>
                 <w:rFonts w:hint="eastAsia"/>
@@ -1323,25 +1616,27 @@
                 <w:bCs/>
                 <w:szCs w:val="20"/>
               </w:rPr>
-              <w:t xml:space="preserve"> 소켓,</w:t>
-            </w:r>
-            <w:r>
-              <w:rPr>
+              <w:t xml:space="preserve">       </w:t>
+            </w:r>
+            <w:r>
+              <w:rPr>
+                <w:rFonts w:hint="eastAsia"/>
                 <w:b/>
                 <w:bCs/>
                 <w:szCs w:val="20"/>
               </w:rPr>
-              <w:br/>
-            </w:r>
-            <w:r>
+              <w:t>select 모델에 대한 학습을 진행한다.</w:t>
+            </w:r>
+          </w:p>
+          <w:p>
+            <w:pPr>
               <w:rPr>
                 <w:rFonts w:hint="eastAsia"/>
                 <w:b/>
                 <w:bCs/>
                 <w:szCs w:val="20"/>
               </w:rPr>
-              <w:t xml:space="preserve">       </w:t>
-            </w:r>
+            </w:pPr>
             <w:r>
               <w:rPr>
                 <w:rFonts w:hint="eastAsia"/>
@@ -1349,7 +1644,75 @@
                 <w:bCs/>
                 <w:szCs w:val="20"/>
               </w:rPr>
-              <w:t>select 모델에 대한 학습을 진행한다.</w:t>
+              <w:t>장명운: 그림자 매핑 추가, 유니티 레벨 익스포터 및 클라이언트 임포트 로직 제작,</w:t>
+            </w:r>
+            <w:r>
+              <w:rPr>
+                <w:b/>
+                <w:bCs/>
+                <w:szCs w:val="20"/>
+              </w:rPr>
+              <w:br/>
+            </w:r>
+            <w:r>
+              <w:rPr>
+                <w:rFonts w:hint="eastAsia"/>
+                <w:b/>
+                <w:bCs/>
+                <w:szCs w:val="20"/>
+              </w:rPr>
+              <w:t xml:space="preserve">        Update-LOD를 포함하는 Chunk 구현,</w:t>
+            </w:r>
+            <w:r>
+              <w:rPr>
+                <w:b/>
+                <w:bCs/>
+                <w:szCs w:val="20"/>
+              </w:rPr>
+              <w:br/>
+            </w:r>
+            <w:r>
+              <w:rPr>
+                <w:rFonts w:hint="eastAsia"/>
+                <w:b/>
+                <w:bCs/>
+                <w:szCs w:val="20"/>
+              </w:rPr>
+              <w:t xml:space="preserve">        Rendering Batch가 Update-LOD에 의해 나뉘도록 수정,</w:t>
+            </w:r>
+            <w:r>
+              <w:rPr>
+                <w:b/>
+                <w:bCs/>
+                <w:szCs w:val="20"/>
+              </w:rPr>
+              <w:br/>
+            </w:r>
+            <w:r>
+              <w:rPr>
+                <w:rFonts w:hint="eastAsia"/>
+                <w:b/>
+                <w:bCs/>
+                <w:szCs w:val="20"/>
+              </w:rPr>
+              <w:t xml:space="preserve">        유니티에서 숲 지역 레벨 임시 제작 및 클라이언트에 로드</w:t>
+            </w:r>
+            <w:r>
+              <w:rPr>
+                <w:b/>
+                <w:bCs/>
+                <w:szCs w:val="20"/>
+              </w:rPr>
+              <w:br/>
+            </w:r>
+            <w:r>
+              <w:rPr>
+                <w:rFonts w:hint="eastAsia"/>
+                <w:b/>
+                <w:bCs/>
+                <w:szCs w:val="20"/>
+              </w:rPr>
+              <w:t xml:space="preserve">        (일단은 플레이어 위치에 따른 로딩 없이 직접 청크를 지정해 로딩하는 기능만)</w:t>
             </w:r>
           </w:p>
         </w:tc>
@@ -1378,7 +1741,6 @@
                 <w:b/>
                 <w:sz w:val="22"/>
               </w:rPr>
-              <w:lastRenderedPageBreak/>
               <w:t>지도교수</w:t>
             </w:r>
           </w:p>
@@ -1890,6 +2252,178 @@
     </w:lvl>
   </w:abstractNum>
   <w:abstractNum w:abstractNumId="4" w15:restartNumberingAfterBreak="0">
+    <w:nsid w:val="18093604"/>
+    <w:multiLevelType w:val="multilevel"/>
+    <w:tmpl w:val="04090023"/>
+    <w:lvl w:ilvl="0">
+      <w:start w:val="1"/>
+      <w:numFmt w:val="decimalFullWidth"/>
+      <w:lvlText w:val="%1"/>
+      <w:lvlJc w:val="left"/>
+      <w:pPr>
+        <w:ind w:left="425" w:hanging="425"/>
+      </w:pPr>
+    </w:lvl>
+    <w:lvl w:ilvl="1">
+      <w:start w:val="1"/>
+      <w:numFmt w:val="ganada"/>
+      <w:lvlText w:val="%2)"/>
+      <w:lvlJc w:val="left"/>
+      <w:pPr>
+        <w:ind w:left="851" w:hanging="426"/>
+      </w:pPr>
+    </w:lvl>
+    <w:lvl w:ilvl="2">
+      <w:start w:val="1"/>
+      <w:numFmt w:val="decimalEnclosedCircle"/>
+      <w:lvlText w:val="%3"/>
+      <w:lvlJc w:val="left"/>
+      <w:pPr>
+        <w:ind w:left="1276" w:hanging="425"/>
+      </w:pPr>
+    </w:lvl>
+    <w:lvl w:ilvl="3">
+      <w:start w:val="1"/>
+      <w:numFmt w:val="none"/>
+      <w:lvlText w:val=""/>
+      <w:lvlJc w:val="left"/>
+      <w:pPr>
+        <w:ind w:left="1559" w:hanging="283"/>
+      </w:pPr>
+    </w:lvl>
+    <w:lvl w:ilvl="4">
+      <w:start w:val="1"/>
+      <w:numFmt w:val="none"/>
+      <w:lvlText w:val=""/>
+      <w:lvlJc w:val="left"/>
+      <w:pPr>
+        <w:ind w:left="1984" w:hanging="425"/>
+      </w:pPr>
+    </w:lvl>
+    <w:lvl w:ilvl="5">
+      <w:start w:val="1"/>
+      <w:numFmt w:val="none"/>
+      <w:lvlText w:val=""/>
+      <w:lvlJc w:val="left"/>
+      <w:pPr>
+        <w:ind w:left="2409" w:hanging="425"/>
+      </w:pPr>
+    </w:lvl>
+    <w:lvl w:ilvl="6">
+      <w:start w:val="1"/>
+      <w:numFmt w:val="none"/>
+      <w:lvlText w:val=""/>
+      <w:lvlJc w:val="left"/>
+      <w:pPr>
+        <w:ind w:left="2835" w:hanging="426"/>
+      </w:pPr>
+    </w:lvl>
+    <w:lvl w:ilvl="7">
+      <w:start w:val="1"/>
+      <w:numFmt w:val="none"/>
+      <w:lvlText w:val=""/>
+      <w:lvlJc w:val="left"/>
+      <w:pPr>
+        <w:ind w:left="3260" w:hanging="425"/>
+      </w:pPr>
+    </w:lvl>
+    <w:lvl w:ilvl="8">
+      <w:start w:val="1"/>
+      <w:numFmt w:val="none"/>
+      <w:lvlText w:val=""/>
+      <w:lvlJc w:val="left"/>
+      <w:pPr>
+        <w:ind w:left="3685" w:hanging="425"/>
+      </w:pPr>
+    </w:lvl>
+  </w:abstractNum>
+  <w:abstractNum w:abstractNumId="5" w15:restartNumberingAfterBreak="0">
+    <w:nsid w:val="19772F8B"/>
+    <w:multiLevelType w:val="multilevel"/>
+    <w:tmpl w:val="04090023"/>
+    <w:lvl w:ilvl="0">
+      <w:start w:val="1"/>
+      <w:numFmt w:val="decimalFullWidth"/>
+      <w:lvlText w:val="%1"/>
+      <w:lvlJc w:val="left"/>
+      <w:pPr>
+        <w:ind w:left="425" w:hanging="425"/>
+      </w:pPr>
+    </w:lvl>
+    <w:lvl w:ilvl="1">
+      <w:start w:val="1"/>
+      <w:numFmt w:val="ganada"/>
+      <w:lvlText w:val="%2)"/>
+      <w:lvlJc w:val="left"/>
+      <w:pPr>
+        <w:ind w:left="851" w:hanging="426"/>
+      </w:pPr>
+    </w:lvl>
+    <w:lvl w:ilvl="2">
+      <w:start w:val="1"/>
+      <w:numFmt w:val="decimalEnclosedCircle"/>
+      <w:lvlText w:val="%3"/>
+      <w:lvlJc w:val="left"/>
+      <w:pPr>
+        <w:ind w:left="1276" w:hanging="425"/>
+      </w:pPr>
+    </w:lvl>
+    <w:lvl w:ilvl="3">
+      <w:start w:val="1"/>
+      <w:numFmt w:val="none"/>
+      <w:lvlText w:val=""/>
+      <w:lvlJc w:val="left"/>
+      <w:pPr>
+        <w:ind w:left="1559" w:hanging="283"/>
+      </w:pPr>
+    </w:lvl>
+    <w:lvl w:ilvl="4">
+      <w:start w:val="1"/>
+      <w:numFmt w:val="none"/>
+      <w:lvlText w:val=""/>
+      <w:lvlJc w:val="left"/>
+      <w:pPr>
+        <w:ind w:left="1984" w:hanging="425"/>
+      </w:pPr>
+    </w:lvl>
+    <w:lvl w:ilvl="5">
+      <w:start w:val="1"/>
+      <w:numFmt w:val="none"/>
+      <w:lvlText w:val=""/>
+      <w:lvlJc w:val="left"/>
+      <w:pPr>
+        <w:ind w:left="2409" w:hanging="425"/>
+      </w:pPr>
+    </w:lvl>
+    <w:lvl w:ilvl="6">
+      <w:start w:val="1"/>
+      <w:numFmt w:val="none"/>
+      <w:lvlText w:val=""/>
+      <w:lvlJc w:val="left"/>
+      <w:pPr>
+        <w:ind w:left="2835" w:hanging="426"/>
+      </w:pPr>
+    </w:lvl>
+    <w:lvl w:ilvl="7">
+      <w:start w:val="1"/>
+      <w:numFmt w:val="none"/>
+      <w:lvlText w:val=""/>
+      <w:lvlJc w:val="left"/>
+      <w:pPr>
+        <w:ind w:left="3260" w:hanging="425"/>
+      </w:pPr>
+    </w:lvl>
+    <w:lvl w:ilvl="8">
+      <w:start w:val="1"/>
+      <w:numFmt w:val="none"/>
+      <w:lvlText w:val=""/>
+      <w:lvlJc w:val="left"/>
+      <w:pPr>
+        <w:ind w:left="3685" w:hanging="425"/>
+      </w:pPr>
+    </w:lvl>
+  </w:abstractNum>
+  <w:abstractNum w:abstractNumId="6" w15:restartNumberingAfterBreak="0">
     <w:nsid w:val="205E670A"/>
     <w:multiLevelType w:val="hybridMultilevel"/>
     <w:tmpl w:val="42D8A9AA"/>
@@ -1978,7 +2512,7 @@
       </w:pPr>
     </w:lvl>
   </w:abstractNum>
-  <w:abstractNum w:abstractNumId="5" w15:restartNumberingAfterBreak="0">
+  <w:abstractNum w:abstractNumId="7" w15:restartNumberingAfterBreak="0">
     <w:nsid w:val="2E117D14"/>
     <w:multiLevelType w:val="hybridMultilevel"/>
     <w:tmpl w:val="C372A3FE"/>
@@ -2067,7 +2601,7 @@
       </w:pPr>
     </w:lvl>
   </w:abstractNum>
-  <w:abstractNum w:abstractNumId="6" w15:restartNumberingAfterBreak="0">
+  <w:abstractNum w:abstractNumId="8" w15:restartNumberingAfterBreak="0">
     <w:nsid w:val="2F6275F5"/>
     <w:multiLevelType w:val="hybridMultilevel"/>
     <w:tmpl w:val="E2544C86"/>
@@ -2180,7 +2714,7 @@
       </w:rPr>
     </w:lvl>
   </w:abstractNum>
-  <w:abstractNum w:abstractNumId="7" w15:restartNumberingAfterBreak="0">
+  <w:abstractNum w:abstractNumId="9" w15:restartNumberingAfterBreak="0">
     <w:nsid w:val="39787763"/>
     <w:multiLevelType w:val="hybridMultilevel"/>
     <w:tmpl w:val="313C3232"/>
@@ -2269,7 +2803,7 @@
       </w:pPr>
     </w:lvl>
   </w:abstractNum>
-  <w:abstractNum w:abstractNumId="8" w15:restartNumberingAfterBreak="0">
+  <w:abstractNum w:abstractNumId="10" w15:restartNumberingAfterBreak="0">
     <w:nsid w:val="47250F15"/>
     <w:multiLevelType w:val="hybridMultilevel"/>
     <w:tmpl w:val="130CF338"/>
@@ -2382,7 +2916,7 @@
       </w:rPr>
     </w:lvl>
   </w:abstractNum>
-  <w:abstractNum w:abstractNumId="9" w15:restartNumberingAfterBreak="0">
+  <w:abstractNum w:abstractNumId="11" w15:restartNumberingAfterBreak="0">
     <w:nsid w:val="6A951E36"/>
     <w:multiLevelType w:val="hybridMultilevel"/>
     <w:tmpl w:val="426CAB40"/>
@@ -2494,7 +3028,7 @@
       </w:rPr>
     </w:lvl>
   </w:abstractNum>
-  <w:abstractNum w:abstractNumId="10" w15:restartNumberingAfterBreak="0">
+  <w:abstractNum w:abstractNumId="12" w15:restartNumberingAfterBreak="0">
     <w:nsid w:val="74F35523"/>
     <w:multiLevelType w:val="multilevel"/>
     <w:tmpl w:val="1340C1A4"/>
@@ -2613,22 +3147,22 @@
     <w:abstractNumId w:val="2"/>
   </w:num>
   <w:num w:numId="2" w16cid:durableId="1141192505">
-    <w:abstractNumId w:val="10"/>
+    <w:abstractNumId w:val="12"/>
   </w:num>
   <w:num w:numId="3" w16cid:durableId="772634501">
-    <w:abstractNumId w:val="4"/>
+    <w:abstractNumId w:val="6"/>
   </w:num>
   <w:num w:numId="4" w16cid:durableId="1453210560">
     <w:abstractNumId w:val="1"/>
   </w:num>
   <w:num w:numId="5" w16cid:durableId="1309281856">
-    <w:abstractNumId w:val="6"/>
+    <w:abstractNumId w:val="8"/>
   </w:num>
   <w:num w:numId="6" w16cid:durableId="770930427">
-    <w:abstractNumId w:val="8"/>
+    <w:abstractNumId w:val="10"/>
   </w:num>
   <w:num w:numId="7" w16cid:durableId="445807587">
-    <w:abstractNumId w:val="5"/>
+    <w:abstractNumId w:val="7"/>
   </w:num>
   <w:num w:numId="8" w16cid:durableId="108087389">
     <w:abstractNumId w:val="0"/>
@@ -2637,10 +3171,16 @@
     <w:abstractNumId w:val="3"/>
   </w:num>
   <w:num w:numId="10" w16cid:durableId="1557279485">
-    <w:abstractNumId w:val="7"/>
+    <w:abstractNumId w:val="9"/>
   </w:num>
   <w:num w:numId="11" w16cid:durableId="200825046">
-    <w:abstractNumId w:val="9"/>
+    <w:abstractNumId w:val="11"/>
+  </w:num>
+  <w:num w:numId="12" w16cid:durableId="643317901">
+    <w:abstractNumId w:val="5"/>
+  </w:num>
+  <w:num w:numId="13" w16cid:durableId="1529954174">
+    <w:abstractNumId w:val="4"/>
   </w:num>
 </w:numbering>
 </file>
@@ -3055,6 +3595,7 @@
   <w:style w:type="character" w:default="1" w:styleId="a0">
     <w:name w:val="Default Paragraph Font"/>
     <w:uiPriority w:val="1"/>
+    <w:semiHidden/>
     <w:unhideWhenUsed/>
   </w:style>
   <w:style w:type="table" w:default="1" w:styleId="a1">
@@ -3150,6 +3691,29 @@
     <w:link w:val="a6"/>
     <w:uiPriority w:val="99"/>
     <w:rsid w:val="008307C8"/>
+  </w:style>
+  <w:style w:type="character" w:styleId="a7">
+    <w:name w:val="Hyperlink"/>
+    <w:basedOn w:val="a0"/>
+    <w:uiPriority w:val="99"/>
+    <w:unhideWhenUsed/>
+    <w:rsid w:val="005E6865"/>
+    <w:rPr>
+      <w:color w:val="0563C1" w:themeColor="hyperlink"/>
+      <w:u w:val="single"/>
+    </w:rPr>
+  </w:style>
+  <w:style w:type="character" w:styleId="a8">
+    <w:name w:val="Unresolved Mention"/>
+    <w:basedOn w:val="a0"/>
+    <w:uiPriority w:val="99"/>
+    <w:semiHidden/>
+    <w:unhideWhenUsed/>
+    <w:rsid w:val="005E6865"/>
+    <w:rPr>
+      <w:color w:val="605E5C"/>
+      <w:shd w:val="clear" w:color="auto" w:fill="E1DFDD"/>
+    </w:rPr>
   </w:style>
 </w:styles>
 </file>

--- a/작업일지/졸업작품 작업일지 - 1주차.docx
+++ b/작업일지/졸업작품 작업일지 - 1주차.docx
@@ -629,7 +629,6 @@
             <w:pPr>
               <w:jc w:val="left"/>
               <w:rPr>
-                <w:rFonts w:hint="eastAsia"/>
                 <w:b/>
                 <w:bCs/>
               </w:rPr>
@@ -1405,7 +1404,16 @@
           <w:p>
             <w:pPr>
               <w:jc w:val="left"/>
+              <w:rPr>
+                <w:rFonts w:hint="eastAsia"/>
+              </w:rPr>
             </w:pPr>
+            <w:r>
+              <w:rPr>
+                <w:rFonts w:hint="eastAsia"/>
+              </w:rPr>
+              <w:t>지형 크기 만큼의 Texture를 써야한다.</w:t>
+            </w:r>
           </w:p>
         </w:tc>
         <w:tc>
@@ -1440,6 +1448,12 @@
             <w:pPr>
               <w:jc w:val="left"/>
             </w:pPr>
+            <w:r>
+              <w:rPr>
+                <w:rFonts w:hint="eastAsia"/>
+              </w:rPr>
+              <w:t>타일링 기법을 쓴다.</w:t>
+            </w:r>
           </w:p>
         </w:tc>
       </w:tr>
@@ -1631,7 +1645,6 @@
           <w:p>
             <w:pPr>
               <w:rPr>
-                <w:rFonts w:hint="eastAsia"/>
                 <w:b/>
                 <w:bCs/>
                 <w:szCs w:val="20"/>
@@ -1713,6 +1726,59 @@
                 <w:szCs w:val="20"/>
               </w:rPr>
               <w:t xml:space="preserve">        (일단은 플레이어 위치에 따른 로딩 없이 직접 청크를 지정해 로딩하는 기능만)</w:t>
+            </w:r>
+          </w:p>
+          <w:p>
+            <w:pPr>
+              <w:rPr>
+                <w:rFonts w:hint="eastAsia"/>
+                <w:b/>
+                <w:bCs/>
+                <w:szCs w:val="20"/>
+              </w:rPr>
+            </w:pPr>
+            <w:r>
+              <w:rPr>
+                <w:rFonts w:hint="eastAsia"/>
+                <w:b/>
+                <w:bCs/>
+                <w:szCs w:val="20"/>
+              </w:rPr>
+              <w:t xml:space="preserve">이종진 : 따라하기 15까지 공부, </w:t>
+            </w:r>
+            <w:r>
+              <w:rPr>
+                <w:b/>
+                <w:bCs/>
+                <w:szCs w:val="20"/>
+              </w:rPr>
+              <w:t>tessellation</w:t>
+            </w:r>
+            <w:r>
+              <w:rPr>
+                <w:rFonts w:hint="eastAsia"/>
+                <w:b/>
+                <w:bCs/>
+                <w:szCs w:val="20"/>
+              </w:rPr>
+              <w:t xml:space="preserve"> 제대로 구현, c</w:t>
+            </w:r>
+            <w:r>
+              <w:rPr>
+                <w:b/>
+                <w:bCs/>
+                <w:szCs w:val="20"/>
+              </w:rPr>
+              <w:t>ascading shadow map</w:t>
+            </w:r>
+            <w:r>
+              <w:rPr>
+                <w:rFonts w:hint="eastAsia"/>
+                <w:b/>
+                <w:bCs/>
+                <w:szCs w:val="20"/>
+              </w:rPr>
+              <w:t xml:space="preserve"> 구현</w:t>
             </w:r>
           </w:p>
         </w:tc>
